--- a/2-course/вычислительная математика/lab2/Отчет.docx
+++ b/2-course/вычислительная математика/lab2/Отчет.docx
@@ -12061,6 +12061,29 @@
       <w:r>
         <w:t>Исходный код программы:</w:t>
       </w:r>
+      <w:r>
+        <w:t xml:space="preserve"> </w:t>
+      </w:r>
+      <w:hyperlink r:id="rId10" w:history="1">
+        <w:r>
+          <w:rPr>
+            <w:rStyle w:val="a6"/>
+          </w:rPr>
+          <w:t>https://github.com/Androught/ITMO/tree/main/2-course/вычислительная%20математика</w:t>
+        </w:r>
+        <w:r>
+          <w:rPr>
+            <w:rStyle w:val="a6"/>
+          </w:rPr>
+          <w:t>/</w:t>
+        </w:r>
+        <w:r>
+          <w:rPr>
+            <w:rStyle w:val="a6"/>
+          </w:rPr>
+          <w:t>lab2</w:t>
+        </w:r>
+      </w:hyperlink>
     </w:p>
     <w:p/>
     <w:p>
@@ -12074,6 +12097,12 @@
       <w:bookmarkEnd w:id="3"/>
     </w:p>
     <w:p>
+      <w:pPr>
+        <w:rPr>
+          <w:b/>
+          <w:bCs/>
+        </w:rPr>
+      </w:pPr>
       <w:r>
         <w:rPr>
           <w:b/>
@@ -12081,6 +12110,8 @@
         </w:rPr>
         <w:t>Пример ввода:</w:t>
       </w:r>
+    </w:p>
+    <w:p>
       <w:r>
         <w:t xml:space="preserve"> </w:t>
       </w:r>
@@ -12186,6 +12217,7 @@
     <w:p/>
     <w:p>
       <w:r>
+        <w:lastRenderedPageBreak/>
         <w:t>Ввод данных для метода: Метод хорд</w:t>
       </w:r>
     </w:p>
@@ -12196,7 +12228,6 @@
     </w:p>
     <w:p>
       <w:r>
-        <w:lastRenderedPageBreak/>
         <w:t>Введите правую границу интервала b: 1</w:t>
       </w:r>
     </w:p>
@@ -12383,7 +12414,7 @@
                     </pic:cNvPicPr>
                   </pic:nvPicPr>
                   <pic:blipFill>
-                    <a:blip r:embed="rId10">
+                    <a:blip r:embed="rId11">
                       <a:extLst>
                         <a:ext uri="{28A0092B-C50C-407E-A947-70E740481C1C}">
                           <a14:useLocalDpi xmlns:a14="http://schemas.microsoft.com/office/drawing/2010/main" val="0"/>
@@ -12425,10 +12456,14 @@
       </w:r>
       <w:bookmarkEnd w:id="4"/>
     </w:p>
-    <w:p/>
+    <w:p>
+      <w:r>
+        <w:t>В ходе выполнения лабораторной работы я изучил методы решения нелинейных уравнений и систем, воспользовался некоторыми из них на практике, а также программно реализовал большую часть из них.</w:t>
+      </w:r>
+    </w:p>
     <w:sectPr>
-      <w:footerReference w:type="default" r:id="rId11"/>
-      <w:headerReference w:type="first" r:id="rId12"/>
+      <w:footerReference w:type="default" r:id="rId12"/>
+      <w:headerReference w:type="first" r:id="rId13"/>
       <w:pgSz w:w="11906" w:h="16838"/>
       <w:pgMar w:top="1134" w:right="851" w:bottom="1134" w:left="1701" w:header="709" w:footer="29" w:gutter="0"/>
       <w:cols w:space="708"/>
